--- a/Resume of Failures.docx
+++ b/Resume of Failures.docx
@@ -25,13 +25,49 @@
         <w:rPr>
           <w:rFonts w:ascii="Avenir Book" w:hAnsi="Avenir Book"/>
         </w:rPr>
-        <w:t xml:space="preserve">These are the attempts that did not continue forward, </w:t>
-      </w:r>
-      <w:r>
-        <w:rPr>
-          <w:rFonts w:ascii="Avenir Book" w:hAnsi="Avenir Book"/>
-        </w:rPr>
-        <w:t>and the insights I carry into the next direction.</w:t>
+        <w:t xml:space="preserve">These are </w:t>
+      </w:r>
+      <w:r>
+        <w:rPr>
+          <w:rFonts w:ascii="Avenir Book" w:hAnsi="Avenir Book"/>
+        </w:rPr>
+        <w:t xml:space="preserve">some of </w:t>
+      </w:r>
+      <w:r>
+        <w:rPr>
+          <w:rFonts w:ascii="Avenir Book" w:hAnsi="Avenir Book"/>
+        </w:rPr>
+        <w:t xml:space="preserve">the attempts that did not continue forward, </w:t>
+      </w:r>
+      <w:r>
+        <w:rPr>
+          <w:rFonts w:ascii="Avenir Book" w:hAnsi="Avenir Book"/>
+        </w:rPr>
+        <w:t xml:space="preserve">and the </w:t>
+      </w:r>
+      <w:r>
+        <w:rPr>
+          <w:rFonts w:ascii="Avenir Book" w:hAnsi="Avenir Book"/>
+        </w:rPr>
+        <w:t>feedback</w:t>
+      </w:r>
+      <w:r>
+        <w:rPr>
+          <w:rFonts w:ascii="Avenir Book" w:hAnsi="Avenir Book"/>
+        </w:rPr>
+        <w:t xml:space="preserve"> I </w:t>
+      </w:r>
+      <w:r>
+        <w:rPr>
+          <w:rFonts w:ascii="Avenir Book" w:hAnsi="Avenir Book"/>
+        </w:rPr>
+        <w:t xml:space="preserve">received and </w:t>
+      </w:r>
+      <w:r>
+        <w:rPr>
+          <w:rFonts w:ascii="Avenir Book" w:hAnsi="Avenir Book"/>
+        </w:rPr>
+        <w:t>carry into the next direction.</w:t>
       </w:r>
     </w:p>
     <w:p>
@@ -51,11 +87,12 @@
         <w:rPr>
           <w:rFonts w:ascii="Avenir Book" w:hAnsi="Avenir Book"/>
           <w:noProof/>
+          <w:color w:val="8F9FDF"/>
         </w:rPr>
         <mc:AlternateContent>
           <mc:Choice Requires="wps">
             <w:drawing>
-              <wp:anchor distT="0" distB="0" distL="114300" distR="114300" simplePos="0" relativeHeight="251659264" behindDoc="0" locked="0" layoutInCell="1" allowOverlap="1" wp14:anchorId="02D1C826" wp14:editId="247B5C68">
+              <wp:anchor distT="0" distB="0" distL="114300" distR="114300" simplePos="0" relativeHeight="251659264" behindDoc="0" locked="0" layoutInCell="1" allowOverlap="1" wp14:anchorId="02D1C826" wp14:editId="360A5E29">
                 <wp:simplePos x="0" y="0"/>
                 <wp:positionH relativeFrom="column">
                   <wp:posOffset>18107</wp:posOffset>
@@ -80,6 +117,11 @@
                         <a:prstGeom prst="line">
                           <a:avLst/>
                         </a:prstGeom>
+                        <a:ln>
+                          <a:solidFill>
+                            <a:srgbClr val="8F9FDF"/>
+                          </a:solidFill>
+                        </a:ln>
                       </wps:spPr>
                       <wps:style>
                         <a:lnRef idx="1">
@@ -104,7 +146,7 @@
           </mc:Choice>
           <mc:Fallback>
             <w:pict>
-              <v:line w14:anchorId="4E591D63" id="Straight Connector 1" o:spid="_x0000_s1026" style="position:absolute;z-index:251659264;visibility:visible;mso-wrap-style:square;mso-wrap-distance-left:9pt;mso-wrap-distance-top:0;mso-wrap-distance-right:9pt;mso-wrap-distance-bottom:0;mso-position-horizontal:absolute;mso-position-horizontal-relative:text;mso-position-vertical:absolute;mso-position-vertical-relative:text" from="1.45pt,7.75pt" to="452pt,7.75pt" o:gfxdata="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" strokecolor="#156082 [3204]" strokeweight=".5pt">
+              <v:line w14:anchorId="5D4CE4EB" id="Straight Connector 1" o:spid="_x0000_s1026" style="position:absolute;z-index:251659264;visibility:visible;mso-wrap-style:square;mso-wrap-distance-left:9pt;mso-wrap-distance-top:0;mso-wrap-distance-right:9pt;mso-wrap-distance-bottom:0;mso-position-horizontal:absolute;mso-position-horizontal-relative:text;mso-position-vertical:absolute;mso-position-vertical-relative:text" from="1.45pt,7.75pt" to="452pt,7.75pt" o:gfxdata="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" strokecolor="#8f9fdf" strokeweight=".5pt">
                 <v:stroke joinstyle="miter"/>
               </v:line>
             </w:pict>
@@ -123,6 +165,7 @@
       <w:pPr>
         <w:rPr>
           <w:rFonts w:ascii="Avenir Book" w:hAnsi="Avenir Book"/>
+          <w:color w:val="8F9FDF"/>
         </w:rPr>
       </w:pPr>
       <w:r>
@@ -130,12 +173,14 @@
           <w:rFonts w:ascii="Avenir Book" w:hAnsi="Avenir Book"/>
           <w:b/>
           <w:bCs/>
+          <w:color w:val="8F9FDF"/>
         </w:rPr>
         <w:t>Fugro</w:t>
       </w:r>
       <w:r>
         <w:rPr>
           <w:rFonts w:ascii="Avenir Book" w:hAnsi="Avenir Book"/>
+          <w:color w:val="8F9FDF"/>
         </w:rPr>
         <w:t xml:space="preserve"> — </w:t>
       </w:r>
@@ -144,26 +189,16 @@
           <w:rFonts w:ascii="Avenir Book" w:hAnsi="Avenir Book"/>
           <w:b/>
           <w:bCs/>
+          <w:color w:val="8F9FDF"/>
         </w:rPr>
         <w:t>Data Governance Analyst</w:t>
       </w:r>
       <w:r>
         <w:rPr>
           <w:rFonts w:ascii="Avenir Book" w:hAnsi="Avenir Book"/>
-        </w:rPr>
-        <w:t xml:space="preserve"> (Apr</w:t>
-      </w:r>
-      <w:r>
-        <w:rPr>
-          <w:rFonts w:ascii="Avenir Book" w:hAnsi="Avenir Book"/>
-        </w:rPr>
-        <w:t>.</w:t>
-      </w:r>
-      <w:r>
-        <w:rPr>
-          <w:rFonts w:ascii="Avenir Book" w:hAnsi="Avenir Book"/>
-        </w:rPr>
-        <w:t xml:space="preserve"> 2025)</w:t>
+          <w:color w:val="8F9FDF"/>
+        </w:rPr>
+        <w:t xml:space="preserve"> (Apr. 2025)</w:t>
       </w:r>
     </w:p>
     <w:p>
@@ -217,7 +252,7 @@
           <w:i/>
           <w:iCs/>
         </w:rPr>
-        <w:t>Insight</w:t>
+        <w:t>Feedback</w:t>
       </w:r>
       <w:r>
         <w:rPr>
@@ -247,7 +282,7 @@
         <mc:AlternateContent>
           <mc:Choice Requires="wps">
             <w:drawing>
-              <wp:anchor distT="0" distB="0" distL="114300" distR="114300" simplePos="0" relativeHeight="251661312" behindDoc="0" locked="0" layoutInCell="1" allowOverlap="1" wp14:anchorId="6C96F750" wp14:editId="769A9771">
+              <wp:anchor distT="0" distB="0" distL="114300" distR="114300" simplePos="0" relativeHeight="251661312" behindDoc="0" locked="0" layoutInCell="1" allowOverlap="1" wp14:anchorId="6C96F750" wp14:editId="46CB0A5C">
                 <wp:simplePos x="0" y="0"/>
                 <wp:positionH relativeFrom="column">
                   <wp:posOffset>18107</wp:posOffset>
@@ -272,6 +307,11 @@
                         <a:prstGeom prst="line">
                           <a:avLst/>
                         </a:prstGeom>
+                        <a:ln>
+                          <a:solidFill>
+                            <a:srgbClr val="8F9FDF"/>
+                          </a:solidFill>
+                        </a:ln>
                       </wps:spPr>
                       <wps:style>
                         <a:lnRef idx="1">
@@ -296,7 +336,7 @@
           </mc:Choice>
           <mc:Fallback>
             <w:pict>
-              <v:line w14:anchorId="1EA6DDAC" id="Straight Connector 1" o:spid="_x0000_s1026" style="position:absolute;z-index:251661312;visibility:visible;mso-wrap-style:square;mso-wrap-distance-left:9pt;mso-wrap-distance-top:0;mso-wrap-distance-right:9pt;mso-wrap-distance-bottom:0;mso-position-horizontal:absolute;mso-position-horizontal-relative:text;mso-position-vertical:absolute;mso-position-vertical-relative:text" from="1.45pt,7.75pt" to="452pt,7.75pt" o:gfxdata="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" strokecolor="#156082 [3204]" strokeweight=".5pt">
+              <v:line w14:anchorId="11F04949" id="Straight Connector 1" o:spid="_x0000_s1026" style="position:absolute;z-index:251661312;visibility:visible;mso-wrap-style:square;mso-wrap-distance-left:9pt;mso-wrap-distance-top:0;mso-wrap-distance-right:9pt;mso-wrap-distance-bottom:0;mso-position-horizontal:absolute;mso-position-horizontal-relative:text;mso-position-vertical:absolute;mso-position-vertical-relative:text" from="1.45pt,7.75pt" to="452pt,7.75pt" o:gfxdata="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" strokecolor="#8f9fdf" strokeweight=".5pt">
                 <v:stroke joinstyle="miter"/>
               </v:line>
             </w:pict>
@@ -315,6 +355,7 @@
       <w:pPr>
         <w:rPr>
           <w:rFonts w:ascii="Avenir Book" w:hAnsi="Avenir Book"/>
+          <w:color w:val="8F9FDF"/>
         </w:rPr>
       </w:pPr>
       <w:r>
@@ -322,12 +363,14 @@
           <w:rFonts w:ascii="Avenir Book" w:hAnsi="Avenir Book"/>
           <w:b/>
           <w:bCs/>
+          <w:color w:val="8F9FDF"/>
         </w:rPr>
         <w:t xml:space="preserve">RWTH Aachen University </w:t>
       </w:r>
       <w:r>
         <w:rPr>
           <w:rFonts w:ascii="Avenir Book" w:hAnsi="Avenir Book"/>
+          <w:color w:val="8F9FDF"/>
         </w:rPr>
         <w:t>—</w:t>
       </w:r>
@@ -336,38 +379,16 @@
           <w:rFonts w:ascii="Avenir Book" w:hAnsi="Avenir Book"/>
           <w:b/>
           <w:bCs/>
+          <w:color w:val="8F9FDF"/>
         </w:rPr>
         <w:t xml:space="preserve"> Research Assistant</w:t>
       </w:r>
       <w:r>
         <w:rPr>
           <w:rFonts w:ascii="Avenir Book" w:hAnsi="Avenir Book"/>
-        </w:rPr>
-        <w:t xml:space="preserve"> (</w:t>
-      </w:r>
-      <w:r>
-        <w:rPr>
-          <w:rFonts w:ascii="Avenir Book" w:hAnsi="Avenir Book"/>
-        </w:rPr>
-        <w:t xml:space="preserve">Nov. 2023 - </w:t>
-      </w:r>
-      <w:r>
-        <w:rPr>
-          <w:rFonts w:ascii="Avenir Book" w:hAnsi="Avenir Book"/>
-        </w:rPr>
-        <w:t>Oct</w:t>
-      </w:r>
-      <w:r>
-        <w:rPr>
-          <w:rFonts w:ascii="Avenir Book" w:hAnsi="Avenir Book"/>
-        </w:rPr>
-        <w:t>.</w:t>
-      </w:r>
-      <w:r>
-        <w:rPr>
-          <w:rFonts w:ascii="Avenir Book" w:hAnsi="Avenir Book"/>
-        </w:rPr>
-        <w:t xml:space="preserve"> 2025)</w:t>
+          <w:color w:val="8F9FDF"/>
+        </w:rPr>
+        <w:t xml:space="preserve"> (Nov. 2023 - Oct. 2025)</w:t>
       </w:r>
     </w:p>
     <w:p>
@@ -403,7 +424,7 @@
           <w:i/>
           <w:iCs/>
         </w:rPr>
-        <w:t>Insight</w:t>
+        <w:t>Feedback</w:t>
       </w:r>
       <w:r>
         <w:rPr>
@@ -422,6 +443,7 @@
           <w:rPr>
             <w:rStyle w:val="Hyperlink"/>
             <w:rFonts w:ascii="Avenir Book" w:hAnsi="Avenir Book"/>
+            <w:color w:val="8F9FDF"/>
           </w:rPr>
           <w:t>here</w:t>
         </w:r>
@@ -454,7 +476,7 @@
         <mc:AlternateContent>
           <mc:Choice Requires="wps">
             <w:drawing>
-              <wp:anchor distT="0" distB="0" distL="114300" distR="114300" simplePos="0" relativeHeight="251663360" behindDoc="0" locked="0" layoutInCell="1" allowOverlap="1" wp14:anchorId="19BE6797" wp14:editId="3898BCA2">
+              <wp:anchor distT="0" distB="0" distL="114300" distR="114300" simplePos="0" relativeHeight="251663360" behindDoc="0" locked="0" layoutInCell="1" allowOverlap="1" wp14:anchorId="19BE6797" wp14:editId="4FF27870">
                 <wp:simplePos x="0" y="0"/>
                 <wp:positionH relativeFrom="column">
                   <wp:posOffset>18107</wp:posOffset>
@@ -479,6 +501,11 @@
                         <a:prstGeom prst="line">
                           <a:avLst/>
                         </a:prstGeom>
+                        <a:ln>
+                          <a:solidFill>
+                            <a:srgbClr val="8F9FDF"/>
+                          </a:solidFill>
+                        </a:ln>
                       </wps:spPr>
                       <wps:style>
                         <a:lnRef idx="1">
@@ -503,7 +530,7 @@
           </mc:Choice>
           <mc:Fallback>
             <w:pict>
-              <v:line w14:anchorId="64FF7C0D" id="Straight Connector 1" o:spid="_x0000_s1026" style="position:absolute;z-index:251663360;visibility:visible;mso-wrap-style:square;mso-wrap-distance-left:9pt;mso-wrap-distance-top:0;mso-wrap-distance-right:9pt;mso-wrap-distance-bottom:0;mso-position-horizontal:absolute;mso-position-horizontal-relative:text;mso-position-vertical:absolute;mso-position-vertical-relative:text" from="1.45pt,7.75pt" to="452pt,7.75pt" o:gfxdata="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" strokecolor="#156082 [3204]" strokeweight=".5pt">
+              <v:line w14:anchorId="719ED552" id="Straight Connector 1" o:spid="_x0000_s1026" style="position:absolute;z-index:251663360;visibility:visible;mso-wrap-style:square;mso-wrap-distance-left:9pt;mso-wrap-distance-top:0;mso-wrap-distance-right:9pt;mso-wrap-distance-bottom:0;mso-position-horizontal:absolute;mso-position-horizontal-relative:text;mso-position-vertical:absolute;mso-position-vertical-relative:text" from="1.45pt,7.75pt" to="452pt,7.75pt" o:gfxdata="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" strokecolor="#8f9fdf" strokeweight=".5pt">
                 <v:stroke joinstyle="miter"/>
               </v:line>
             </w:pict>
@@ -522,6 +549,7 @@
       <w:pPr>
         <w:rPr>
           <w:rFonts w:ascii="Avenir Book" w:hAnsi="Avenir Book"/>
+          <w:color w:val="8F9FDF"/>
         </w:rPr>
       </w:pPr>
       <w:r>
@@ -529,12 +557,14 @@
           <w:rFonts w:ascii="Avenir Book" w:hAnsi="Avenir Book"/>
           <w:b/>
           <w:bCs/>
+          <w:color w:val="8F9FDF"/>
         </w:rPr>
         <w:t>WEBB Traders</w:t>
       </w:r>
       <w:r>
         <w:rPr>
           <w:rFonts w:ascii="Avenir Book" w:hAnsi="Avenir Book"/>
+          <w:color w:val="8F9FDF"/>
         </w:rPr>
         <w:t xml:space="preserve"> — </w:t>
       </w:r>
@@ -543,24 +573,28 @@
           <w:rFonts w:ascii="Avenir Book" w:hAnsi="Avenir Book"/>
           <w:b/>
           <w:bCs/>
+          <w:color w:val="8F9FDF"/>
         </w:rPr>
         <w:t>Graduate Quantitative Developer</w:t>
       </w:r>
       <w:r>
         <w:rPr>
           <w:rFonts w:ascii="Avenir Book" w:hAnsi="Avenir Book"/>
+          <w:color w:val="8F9FDF"/>
         </w:rPr>
         <w:t xml:space="preserve"> (Nov</w:t>
       </w:r>
       <w:r>
         <w:rPr>
           <w:rFonts w:ascii="Avenir Book" w:hAnsi="Avenir Book"/>
+          <w:color w:val="8F9FDF"/>
         </w:rPr>
         <w:t xml:space="preserve">. </w:t>
       </w:r>
       <w:r>
         <w:rPr>
           <w:rFonts w:ascii="Avenir Book" w:hAnsi="Avenir Book"/>
+          <w:color w:val="8F9FDF"/>
         </w:rPr>
         <w:t>2025)</w:t>
       </w:r>
@@ -598,7 +632,7 @@
           <w:i/>
           <w:iCs/>
         </w:rPr>
-        <w:t>Insight</w:t>
+        <w:t>Feedback</w:t>
       </w:r>
       <w:r>
         <w:rPr>
@@ -640,7 +674,7 @@
         <mc:AlternateContent>
           <mc:Choice Requires="wps">
             <w:drawing>
-              <wp:anchor distT="0" distB="0" distL="114300" distR="114300" simplePos="0" relativeHeight="251673600" behindDoc="0" locked="0" layoutInCell="1" allowOverlap="1" wp14:anchorId="6A8C5E9C" wp14:editId="26167618">
+              <wp:anchor distT="0" distB="0" distL="114300" distR="114300" simplePos="0" relativeHeight="251673600" behindDoc="0" locked="0" layoutInCell="1" allowOverlap="1" wp14:anchorId="6A8C5E9C" wp14:editId="2CD1C8BB">
                 <wp:simplePos x="0" y="0"/>
                 <wp:positionH relativeFrom="column">
                   <wp:posOffset>18107</wp:posOffset>
@@ -665,6 +699,11 @@
                         <a:prstGeom prst="line">
                           <a:avLst/>
                         </a:prstGeom>
+                        <a:ln>
+                          <a:solidFill>
+                            <a:srgbClr val="8F9FDF"/>
+                          </a:solidFill>
+                        </a:ln>
                       </wps:spPr>
                       <wps:style>
                         <a:lnRef idx="1">
@@ -689,7 +728,7 @@
           </mc:Choice>
           <mc:Fallback>
             <w:pict>
-              <v:line w14:anchorId="32E16B87" id="Straight Connector 1" o:spid="_x0000_s1026" style="position:absolute;z-index:251673600;visibility:visible;mso-wrap-style:square;mso-wrap-distance-left:9pt;mso-wrap-distance-top:0;mso-wrap-distance-right:9pt;mso-wrap-distance-bottom:0;mso-position-horizontal:absolute;mso-position-horizontal-relative:text;mso-position-vertical:absolute;mso-position-vertical-relative:text" from="1.45pt,7.75pt" to="452pt,7.75pt" o:gfxdata="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" strokecolor="#156082 [3204]" strokeweight=".5pt">
+              <v:line w14:anchorId="6F8AE8BA" id="Straight Connector 1" o:spid="_x0000_s1026" style="position:absolute;z-index:251673600;visibility:visible;mso-wrap-style:square;mso-wrap-distance-left:9pt;mso-wrap-distance-top:0;mso-wrap-distance-right:9pt;mso-wrap-distance-bottom:0;mso-position-horizontal:absolute;mso-position-horizontal-relative:text;mso-position-vertical:absolute;mso-position-vertical-relative:text" from="1.45pt,7.75pt" to="452pt,7.75pt" o:gfxdata="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" strokecolor="#8f9fdf" strokeweight=".5pt">
                 <v:stroke joinstyle="miter"/>
               </v:line>
             </w:pict>
@@ -708,6 +747,7 @@
       <w:pPr>
         <w:rPr>
           <w:rFonts w:ascii="Avenir Book" w:hAnsi="Avenir Book"/>
+          <w:color w:val="8F9FDF"/>
         </w:rPr>
       </w:pPr>
       <w:r>
@@ -715,12 +755,14 @@
           <w:rFonts w:ascii="Avenir Book" w:hAnsi="Avenir Book"/>
           <w:b/>
           <w:bCs/>
+          <w:color w:val="8F9FDF"/>
         </w:rPr>
         <w:t>Hai Robotics</w:t>
       </w:r>
       <w:r>
         <w:rPr>
           <w:rFonts w:ascii="Avenir Book" w:hAnsi="Avenir Book"/>
+          <w:color w:val="8F9FDF"/>
         </w:rPr>
         <w:t xml:space="preserve"> — </w:t>
       </w:r>
@@ -729,6 +771,7 @@
           <w:rFonts w:ascii="Avenir Book" w:hAnsi="Avenir Book"/>
           <w:b/>
           <w:bCs/>
+          <w:color w:val="8F9FDF"/>
         </w:rPr>
         <w:t xml:space="preserve">Field </w:t>
       </w:r>
@@ -737,6 +780,7 @@
           <w:rFonts w:ascii="Avenir Book" w:hAnsi="Avenir Book"/>
           <w:b/>
           <w:bCs/>
+          <w:color w:val="8F9FDF"/>
         </w:rPr>
         <w:t xml:space="preserve">Application </w:t>
       </w:r>
@@ -745,24 +789,28 @@
           <w:rFonts w:ascii="Avenir Book" w:hAnsi="Avenir Book"/>
           <w:b/>
           <w:bCs/>
+          <w:color w:val="8F9FDF"/>
         </w:rPr>
         <w:t>Engineer</w:t>
       </w:r>
       <w:r>
         <w:rPr>
           <w:rFonts w:ascii="Avenir Book" w:hAnsi="Avenir Book"/>
+          <w:color w:val="8F9FDF"/>
         </w:rPr>
         <w:t xml:space="preserve"> (Dec</w:t>
       </w:r>
       <w:r>
         <w:rPr>
           <w:rFonts w:ascii="Avenir Book" w:hAnsi="Avenir Book"/>
+          <w:color w:val="8F9FDF"/>
         </w:rPr>
         <w:t>.</w:t>
       </w:r>
       <w:r>
         <w:rPr>
           <w:rFonts w:ascii="Avenir Book" w:hAnsi="Avenir Book"/>
+          <w:color w:val="8F9FDF"/>
         </w:rPr>
         <w:t xml:space="preserve"> 2025)</w:t>
       </w:r>
@@ -812,13 +860,13 @@
           <w:i/>
           <w:iCs/>
         </w:rPr>
-        <w:t>Insigh</w:t>
-      </w:r>
-      <w:r>
-        <w:rPr>
-          <w:rFonts w:ascii="Avenir Book" w:hAnsi="Avenir Book"/>
-        </w:rPr>
-        <w:t xml:space="preserve">t: </w:t>
+        <w:t>Feedback</w:t>
+      </w:r>
+      <w:r>
+        <w:rPr>
+          <w:rFonts w:ascii="Avenir Book" w:hAnsi="Avenir Book"/>
+        </w:rPr>
+        <w:t xml:space="preserve">: </w:t>
       </w:r>
       <w:r>
         <w:rPr>
@@ -848,7 +896,7 @@
         <mc:AlternateContent>
           <mc:Choice Requires="wps">
             <w:drawing>
-              <wp:anchor distT="0" distB="0" distL="114300" distR="114300" simplePos="0" relativeHeight="251671552" behindDoc="0" locked="0" layoutInCell="1" allowOverlap="1" wp14:anchorId="0E245A97" wp14:editId="23B40CED">
+              <wp:anchor distT="0" distB="0" distL="114300" distR="114300" simplePos="0" relativeHeight="251671552" behindDoc="0" locked="0" layoutInCell="1" allowOverlap="1" wp14:anchorId="0E245A97" wp14:editId="070E7D49">
                 <wp:simplePos x="0" y="0"/>
                 <wp:positionH relativeFrom="column">
                   <wp:posOffset>18107</wp:posOffset>
@@ -873,6 +921,11 @@
                         <a:prstGeom prst="line">
                           <a:avLst/>
                         </a:prstGeom>
+                        <a:ln>
+                          <a:solidFill>
+                            <a:srgbClr val="8F9FDF"/>
+                          </a:solidFill>
+                        </a:ln>
                       </wps:spPr>
                       <wps:style>
                         <a:lnRef idx="1">
@@ -897,7 +950,7 @@
           </mc:Choice>
           <mc:Fallback>
             <w:pict>
-              <v:line w14:anchorId="4BD5CC9A" id="Straight Connector 1" o:spid="_x0000_s1026" style="position:absolute;z-index:251671552;visibility:visible;mso-wrap-style:square;mso-wrap-distance-left:9pt;mso-wrap-distance-top:0;mso-wrap-distance-right:9pt;mso-wrap-distance-bottom:0;mso-position-horizontal:absolute;mso-position-horizontal-relative:text;mso-position-vertical:absolute;mso-position-vertical-relative:text" from="1.45pt,7.75pt" to="452pt,7.75pt" o:gfxdata="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" strokecolor="#156082 [3204]" strokeweight=".5pt">
+              <v:line w14:anchorId="32E26807" id="Straight Connector 1" o:spid="_x0000_s1026" style="position:absolute;z-index:251671552;visibility:visible;mso-wrap-style:square;mso-wrap-distance-left:9pt;mso-wrap-distance-top:0;mso-wrap-distance-right:9pt;mso-wrap-distance-bottom:0;mso-position-horizontal:absolute;mso-position-horizontal-relative:text;mso-position-vertical:absolute;mso-position-vertical-relative:text" from="1.45pt,7.75pt" to="452pt,7.75pt" o:gfxdata="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" strokecolor="#8f9fdf" strokeweight=".5pt">
                 <v:stroke joinstyle="miter"/>
               </v:line>
             </w:pict>
@@ -916,6 +969,7 @@
       <w:pPr>
         <w:rPr>
           <w:rFonts w:ascii="Avenir Book" w:hAnsi="Avenir Book"/>
+          <w:color w:val="8F9FDF"/>
         </w:rPr>
       </w:pPr>
       <w:proofErr w:type="spellStart"/>
@@ -924,6 +978,7 @@
           <w:rFonts w:ascii="Avenir Book" w:hAnsi="Avenir Book"/>
           <w:b/>
           <w:bCs/>
+          <w:color w:val="8F9FDF"/>
         </w:rPr>
         <w:t>Tiledmedia</w:t>
       </w:r>
@@ -931,6 +986,7 @@
       <w:r>
         <w:rPr>
           <w:rFonts w:ascii="Avenir Book" w:hAnsi="Avenir Book"/>
+          <w:color w:val="8F9FDF"/>
         </w:rPr>
         <w:t xml:space="preserve"> — </w:t>
       </w:r>
@@ -939,24 +995,28 @@
           <w:rFonts w:ascii="Avenir Book" w:hAnsi="Avenir Book"/>
           <w:b/>
           <w:bCs/>
+          <w:color w:val="8F9FDF"/>
         </w:rPr>
         <w:t>Web Engineer</w:t>
       </w:r>
       <w:r>
         <w:rPr>
           <w:rFonts w:ascii="Avenir Book" w:hAnsi="Avenir Book"/>
+          <w:color w:val="8F9FDF"/>
         </w:rPr>
         <w:t xml:space="preserve"> (Feb</w:t>
       </w:r>
       <w:r>
         <w:rPr>
           <w:rFonts w:ascii="Avenir Book" w:hAnsi="Avenir Book"/>
+          <w:color w:val="8F9FDF"/>
         </w:rPr>
         <w:t>.</w:t>
       </w:r>
       <w:r>
         <w:rPr>
           <w:rFonts w:ascii="Avenir Book" w:hAnsi="Avenir Book"/>
+          <w:color w:val="8F9FDF"/>
         </w:rPr>
         <w:t xml:space="preserve"> 2026)</w:t>
       </w:r>
@@ -1030,7 +1090,7 @@
           <w:i/>
           <w:iCs/>
         </w:rPr>
-        <w:t>Insight</w:t>
+        <w:t>Feedback</w:t>
       </w:r>
       <w:r>
         <w:rPr>
@@ -1097,7 +1157,7 @@
         <mc:AlternateContent>
           <mc:Choice Requires="wps">
             <w:drawing>
-              <wp:anchor distT="0" distB="0" distL="114300" distR="114300" simplePos="0" relativeHeight="251675648" behindDoc="0" locked="0" layoutInCell="1" allowOverlap="1" wp14:anchorId="21211CEE" wp14:editId="0E5F9E3F">
+              <wp:anchor distT="0" distB="0" distL="114300" distR="114300" simplePos="0" relativeHeight="251675648" behindDoc="0" locked="0" layoutInCell="1" allowOverlap="1" wp14:anchorId="21211CEE" wp14:editId="51E91AB5">
                 <wp:simplePos x="0" y="0"/>
                 <wp:positionH relativeFrom="column">
                   <wp:posOffset>18107</wp:posOffset>
@@ -1122,6 +1182,11 @@
                         <a:prstGeom prst="line">
                           <a:avLst/>
                         </a:prstGeom>
+                        <a:ln>
+                          <a:solidFill>
+                            <a:srgbClr val="8F9FDF"/>
+                          </a:solidFill>
+                        </a:ln>
                       </wps:spPr>
                       <wps:style>
                         <a:lnRef idx="1">
@@ -1146,7 +1211,7 @@
           </mc:Choice>
           <mc:Fallback>
             <w:pict>
-              <v:line w14:anchorId="04F699C0" id="Straight Connector 1" o:spid="_x0000_s1026" style="position:absolute;z-index:251675648;visibility:visible;mso-wrap-style:square;mso-wrap-distance-left:9pt;mso-wrap-distance-top:0;mso-wrap-distance-right:9pt;mso-wrap-distance-bottom:0;mso-position-horizontal:absolute;mso-position-horizontal-relative:text;mso-position-vertical:absolute;mso-position-vertical-relative:text" from="1.45pt,7.75pt" to="452pt,7.75pt" o:gfxdata="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" strokecolor="#156082 [3204]" strokeweight=".5pt">
+              <v:line w14:anchorId="47C01F85" id="Straight Connector 1" o:spid="_x0000_s1026" style="position:absolute;z-index:251675648;visibility:visible;mso-wrap-style:square;mso-wrap-distance-left:9pt;mso-wrap-distance-top:0;mso-wrap-distance-right:9pt;mso-wrap-distance-bottom:0;mso-position-horizontal:absolute;mso-position-horizontal-relative:text;mso-position-vertical:absolute;mso-position-vertical-relative:text" from="1.45pt,7.75pt" to="452pt,7.75pt" o:gfxdata="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" strokecolor="#8f9fdf" strokeweight=".5pt">
                 <v:stroke joinstyle="miter"/>
               </v:line>
             </w:pict>
@@ -1165,6 +1230,7 @@
       <w:pPr>
         <w:rPr>
           <w:rFonts w:ascii="Avenir Book" w:hAnsi="Avenir Book"/>
+          <w:color w:val="8F9FDF"/>
         </w:rPr>
       </w:pPr>
       <w:r>
@@ -1172,12 +1238,14 @@
           <w:rFonts w:ascii="Avenir Book" w:hAnsi="Avenir Book"/>
           <w:b/>
           <w:bCs/>
+          <w:color w:val="8F9FDF"/>
         </w:rPr>
         <w:t xml:space="preserve">Huisman </w:t>
       </w:r>
       <w:r>
         <w:rPr>
           <w:rFonts w:ascii="Avenir Book" w:hAnsi="Avenir Book"/>
+          <w:color w:val="8F9FDF"/>
         </w:rPr>
         <w:t xml:space="preserve">— </w:t>
       </w:r>
@@ -1186,24 +1254,28 @@
           <w:rFonts w:ascii="Avenir Book" w:hAnsi="Avenir Book"/>
           <w:b/>
           <w:bCs/>
+          <w:color w:val="8F9FDF"/>
         </w:rPr>
         <w:t xml:space="preserve">Junior Data Analyst </w:t>
       </w:r>
       <w:r>
         <w:rPr>
           <w:rFonts w:ascii="Avenir Book" w:hAnsi="Avenir Book"/>
+          <w:color w:val="8F9FDF"/>
         </w:rPr>
         <w:t>(Feb</w:t>
       </w:r>
       <w:r>
         <w:rPr>
           <w:rFonts w:ascii="Avenir Book" w:hAnsi="Avenir Book"/>
+          <w:color w:val="8F9FDF"/>
         </w:rPr>
         <w:t>.</w:t>
       </w:r>
       <w:r>
         <w:rPr>
           <w:rFonts w:ascii="Avenir Book" w:hAnsi="Avenir Book"/>
+          <w:color w:val="8F9FDF"/>
         </w:rPr>
         <w:t xml:space="preserve"> 2026)</w:t>
       </w:r>
@@ -1241,7 +1313,7 @@
           <w:i/>
           <w:iCs/>
         </w:rPr>
-        <w:t>Insight</w:t>
+        <w:t>Feedback</w:t>
       </w:r>
       <w:r>
         <w:rPr>
@@ -1261,14 +1333,12 @@
         </w:rPr>
         <w:t xml:space="preserve"> </w:t>
       </w:r>
-      <w:proofErr w:type="gramStart"/>
-      <w:r>
-        <w:rPr>
-          <w:rFonts w:ascii="Avenir Book" w:hAnsi="Avenir Book"/>
-        </w:rPr>
-        <w:t>conceive</w:t>
-      </w:r>
-      <w:proofErr w:type="gramEnd"/>
+      <w:r>
+        <w:rPr>
+          <w:rFonts w:ascii="Avenir Book" w:hAnsi="Avenir Book"/>
+        </w:rPr>
+        <w:t>conceives</w:t>
+      </w:r>
       <w:r>
         <w:rPr>
           <w:rFonts w:ascii="Avenir Book" w:hAnsi="Avenir Book"/>
@@ -2550,7 +2620,33 @@
       </a:bgFillStyleLst>
     </a:fmtScheme>
   </a:themeElements>
-  <a:objectDefaults/>
+  <a:objectDefaults>
+    <a:lnDef>
+      <a:spPr>
+        <a:ln>
+          <a:solidFill>
+            <a:srgbClr val="8F9FDF"/>
+          </a:solidFill>
+        </a:ln>
+      </a:spPr>
+      <a:bodyPr/>
+      <a:lstStyle/>
+      <a:style>
+        <a:lnRef idx="1">
+          <a:schemeClr val="accent1"/>
+        </a:lnRef>
+        <a:fillRef idx="0">
+          <a:schemeClr val="accent1"/>
+        </a:fillRef>
+        <a:effectRef idx="0">
+          <a:schemeClr val="accent1"/>
+        </a:effectRef>
+        <a:fontRef idx="minor">
+          <a:schemeClr val="tx1"/>
+        </a:fontRef>
+      </a:style>
+    </a:lnDef>
+  </a:objectDefaults>
   <a:extraClrSchemeLst/>
   <a:extLst>
     <a:ext uri="{05A4C25C-085E-4340-85A3-A5531E510DB2}">
